--- a/courts/third-circuit/pennsylvania/state/supreme-court/petition-for-review/usage/OUTPUT-petition-for-review.docx
+++ b/courts/third-circuit/pennsylvania/state/supreme-court/petition-for-review/usage/OUTPUT-petition-for-review.docx
@@ -1136,7 +1136,7 @@
         <w:tab/>
       </w:r>
       <w:r>
-        <w:t xml:space="preserve">The updated report of Michael Barber, Ph.D, attached as Appendix A,3 establishes that the 2021 Final Plan is an extreme partisan outlier when compared to Remarks of Hon. Joanna E. McClinton, Oct. 18, 2021, available at https://​s3.​us-east- 2.amazonaws.com/​pagopvideo/634363247.mp4 (last visited Feb. 9, 2022). Dr. Barber submitted his original report based upon the 2021 Preliminary Plan to the Commission on January 7, 2022. His updated report reflects the same analysis, but it is based upon the 2021 Final Plan and the Benninghoff Amendment that were not available at the time he submitted his original report. a representative sample of 50,000 computer-simulated plans of the House districts drawn using only the constitutional criteria set forth in Article II, Section 16 of the Pennsylvania Constitution and no partisan or racial data. Updated Barber Rep. at 5, 11, Fig. 3. Professor Barber’s 50,000 simulated plans are consistent with the 2021 Final Plan in terms of population deviation, county and municipal splits, contiguity, and compactness. Id. at 7, Table 1. However, the unbiased simulations reflect that the 2021 Final Plan generates more Democratic-leaning districts than 99.998% of the simulated maps. Id. at 10</w:t>
+        <w:t xml:space="preserve">The updated report of Michael Barber, Ph.D, attached as Appendix A,3 establishes that the 2021 Final Plan is an extreme partisan outlier when compared to Remarks of Hon. Joanna E. McClinton, Oct. 18, 2021, available at https://​s3.​us-​east- 2.amazonaws.com/​pagopvideo/634363247.mp4 (last visited Feb. 9, 2022). Dr. Barber submitted his original report based upon the 2021 Preliminary Plan to the Commission on January 7, 2022. His updated report reflects the same analysis, but it is based upon the 2021 Final Plan and the Benninghoff Amendment that were not available at the time he submitted his original report. a representative sample of 50,000 computer-simulated plans of the House districts drawn using only the constitutional criteria set forth in Article II, Section 16 of the Pennsylvania Constitution and no partisan or racial data. Updated Barber Rep. at 5, 11, Fig. 3. Professor Barber’s 50,000 simulated plans are consistent with the 2021 Final Plan in terms of population deviation, county and municipal splits, contiguity, and compactness. Id. at 7, Table 1. However, the unbiased simulations reflect that the 2021 Final Plan generates more Democratic-leaning districts than 99.998% of the simulated maps. Id. at 10</w:t>
       </w:r>
       <w:r>
         <w:noBreakHyphen/>
@@ -1162,7 +1162,7 @@
         <w:tab/>
       </w:r>
       <w:r>
-        <w:t xml:space="preserve">In addition, other partisan fairness metrics, such as mean-median and efficiency gap, demonstrate that the 2021 Final Plan has a significant partisan bias in favor of Democrats when compared to the simulated plans. Dr. Barber’s See Jan. 14, 2022 LRC Hearing at 1:02, available at: http://​aws.​redistricting.​state.​pa.​us/​Redistricting/​Resources/​Video/​11422-LRC</w:t>
+        <w:t xml:space="preserve">In addition, other partisan fairness metrics, such as mean-median and efficiency gap, demonstrate that the 2021 Final Plan has a significant partisan bias in favor of Democrats when compared to the simulated plans. Dr. Barber’s See Jan. 14, 2022 LRC Hearing at 1:02, available at: http://​aws.​redistricting.​state.​pa.​us/​Redistricting/​Resources/​Video/​11422-​LRC</w:t>
       </w:r>
       <w:r>
         <w:noBreakHyphen/>
@@ -2808,7 +2808,7 @@
         <w:pStyle w:val="BodyText"/>
       </w:pPr>
       <w:r>
-        <w:t xml:space="preserve">See Jan. 14, 2022 LRC Hearing at 1:53, available at: http://​aws.​redistricting.​state.​pa.​us/​Redistricting/​Resources/​Video/​11422-LRC</w:t>
+        <w:t xml:space="preserve">See Jan. 14, 2022 LRC Hearing at 1:53, available at: http://​aws.​redistricting.​state.​pa.​us/​Redistricting/​Resources/​Video/​11422-​LRC</w:t>
       </w:r>
       <w:r>
         <w:noBreakHyphen/>

--- a/courts/third-circuit/pennsylvania/state/supreme-court/petition-for-review/usage/OUTPUT-petition-for-review.docx
+++ b/courts/third-circuit/pennsylvania/state/supreme-court/petition-for-review/usage/OUTPUT-petition-for-review.docx
@@ -1162,13 +1162,7 @@
         <w:tab/>
       </w:r>
       <w:r>
-        <w:t xml:space="preserve">In addition, other partisan fairness metrics, such as mean-median and efficiency gap, demonstrate that the 2021 Final Plan has a significant partisan bias in favor of Democrats when compared to the simulated plans. Dr. Barber’s See Jan. 14, 2022 LRC Hearing at 1:02, available at: http://​aws.​redistricting.​state.​pa.​us/​Redistricting/​Resources/​Video/​11422-​LRC</w:t>
-      </w:r>
-      <w:r>
-        <w:noBreakHyphen/>
-      </w:r>
-      <w:r>
-        <w:t xml:space="preserve">2.​mp4 (last visited Feb. 9, 2022). additional analysis reflects that the 2021 Final Plan has a mean-median that is more favorable to Democrats than all but one of the 50,000 simulated plans. Updated Barber Rep. at 55</w:t>
+        <w:t xml:space="preserve">In addition, other partisan fairness metrics, such as mean-median and efficiency gap, demonstrate that the 2021 Final Plan has a significant partisan bias in favor of Democrats when compared to the simulated plans. Dr. Barber’s See Jan. 14, 2022 LRC Hearing at 1:02, available at: http://​aws.​redistricting.​state.​pa.​us/​Redistricting/​Resources/​Video/​11422-​LRC-⁠2.​mp4 (last visited Feb. 9, 2022). additional analysis reflects that the 2021 Final Plan has a mean-median that is more favorable to Democrats than all but one of the 50,000 simulated plans. Updated Barber Rep. at 55</w:t>
       </w:r>
       <w:r>
         <w:noBreakHyphen/>
@@ -2366,7 +2360,7 @@
         <w:tab/>
       </w:r>
       <w:r>
-        <w:t xml:space="preserve">Article II, Section 16 states that House and Senate districts “shall be . . . as nearly equal in population as practicable.” Equality of population is the primary directive in the efforts of the Commission. Holt v. 2011 Legislative Reapportionment Commission (“Holt I”), 614 Pa. 364, 437 (2012). Although a range is permissible, the Supreme Court of Pennsylvania warned that it would not “direct the LRC to develop a reapportionment plan that tests the outer limits of acceptable deviations.” Id. at 445.</w:t>
+        <w:t xml:space="preserve">Article II, Section 16 states that House and Senate districts “shall be ⁠. ⁠. ⁠. as nearly equal in population as practicable.” Equality of population is the primary directive in the efforts of the Commission. Holt v. 2011 Legislative Reapportionment Commission (“Holt I”), 614 Pa. 364, 437 (2012). Although a range is permissible, the Supreme Court of Pennsylvania warned that it would not “direct the LRC to develop a reapportionment plan that tests the outer limits of acceptable deviations.” Id. at 445.</w:t>
       </w:r>
     </w:p>
     <w:p>
@@ -2746,25 +2740,211 @@
         <w:pStyle w:val="BodyText"/>
       </w:pPr>
       <w:r>
-        <w:t xml:space="preserve">See Feb. 4, 2022 LRC Hearing at 0:09, available at http://​aws.​redistricting.​state.​pa.​us/​Redistricting/​Resources/​Press/​2022</w:t>
+        <w:t xml:space="preserve">See Feb. 4, 2022 LRC Hearing at 0:09, available at http://​aws.​redistricting.​state.​pa.​us/​Redistricting/​Resources/​Press/​2022-⁠02-⁠04%20LRC.​mp4 74. In particular, certain members of the Commission have been outspoken regarding the creation of “coalition” districts that are nowhere required by the Voting Rights Act. As Chair Nordenberg testified at the February 4, 2022 hearing: “In addition to preserving and expanding districts in which a racial minority group makes up the majority of the population, the preliminary plan takes the important step of including coalition districts.” 11 75. In this case, the only evidence proffered to justify the Commission’s explicit and predominant use of race in the construction of the 2021 Final Plan for the House was an expert report by Matthew Barreto, Ph.D. But as a matter of law, Professor Barreto’s report fails to show the existence of legally significant racially polarized voting, in part because he has not studied a sufficient number of elections (including primary elections) to generate a reliable pattern of voting behavior by any of his groups; because he has improperly lumped together Black, Hispanic, and other minority voters into an aggregate all-minority metric for his analysis, which means he cannot demonstrate each racial group votes cohesively as a group, and with the other minority groups in the coalition; and because he has not shown evidence that all three Gingles preconditions are satisfied anywhere in the Commonwealth. Thornburg v. Gingles, 478 U.S. 30, 50</w:t>
       </w:r>
       <w:r>
         <w:noBreakHyphen/>
       </w:r>
       <w:r>
-        <w:t xml:space="preserve">02</w:t>
+        <w:t xml:space="preserve">51 (1986). Most notably of all, Professor Barreto admitted, under questioning by Leader Benninghoff on January 14, 2022,</w:t>
+      </w:r>
+    </w:p>
+    <w:p>
+      <w:pPr>
+        <w:pStyle w:val="BodyText"/>
+      </w:pPr>
+      <w:r>
+        <w:t xml:space="preserve">Id. at 42:20. that his analysis did not identify legally significant racially polarized voting in the Commonwealth—meaning, that there was no evidence that white-bloc oppositional voting prevented minority voters from usually being able to elect the representatives of their choice.12</w:t>
+      </w:r>
+    </w:p>
+    <w:p>
+      <w:pPr>
+        <w:pStyle w:val="XdList1"/>
+      </w:pPr>
+      <w:r>
+        <w:t xml:space="preserve">76.</w:t>
+      </w:r>
+      <w:r>
+        <w:tab/>
+      </w:r>
+      <w:r>
+        <w:t xml:space="preserve">Further, Professor Barreto’s report has been criticized by a leading political methodologist and Voting Rights Act expert, Professor Jonathan Katz, who issued a report dated Jan. 14, 2022 (the “Katz Report,” provided to the Commission at the January 14, 2022 hearing), concluding that due to several methodological flaws, more fully set forth in his report, “Dr. Barreto’s analysis of racially polarized voting is statistically flawed and no scientifically valid inferences may be drawn from it.” Katz Rep. at 1. Dr. Katz updated his report after analyzing the 2021 Final Plan and concluded that nothing about the 2021 Final Plan changed his original analysis. See Updated Katz Report, dated Feb. 4, 2022, attached as Appendix J.</w:t>
+      </w:r>
+    </w:p>
+    <w:p>
+      <w:pPr>
+        <w:pStyle w:val="XdList1"/>
+      </w:pPr>
+      <w:r>
+        <w:t xml:space="preserve">77.</w:t>
+      </w:r>
+      <w:r>
+        <w:tab/>
+      </w:r>
+      <w:r>
+        <w:t xml:space="preserve">The analysis performed by Professor Barreto does not constitute a strong basis in evidence for the creation of majority-minority districts anywhere in the Commonwealth, let alone “coalition” districts. And the Commission has no other evidence to support its predominant use of race in drawing House districts in the 2021 Final Plan.</w:t>
+      </w:r>
+    </w:p>
+    <w:p>
+      <w:pPr>
+        <w:pStyle w:val="BodyText"/>
+      </w:pPr>
+      <w:r>
+        <w:t xml:space="preserve">See Jan. 14, 2022 LRC Hearing at 1:53, available at: http://​aws.​redistricting.​state.​pa.​us/​Redistricting/​Resources/​Video/​11422-​LRC-⁠2.​mp4 (last visited Feb. 9, 2022).</w:t>
+      </w:r>
+    </w:p>
+    <w:p>
+      <w:pPr>
+        <w:pStyle w:val="XdList1"/>
+      </w:pPr>
+      <w:r>
+        <w:t xml:space="preserve">78.</w:t>
+      </w:r>
+      <w:r>
+        <w:tab/>
+      </w:r>
+      <w:r>
+        <w:t xml:space="preserve">The Commission has also attempted to justify the extreme partisan bias exhibited by the 2021 Final Plan for the House due to racial considerations, a position it supported with written testimony dated Jan. 14, 2022 and an expert report dated Jan. 7, 2022 from Kosuke Imai, Ph.D. (the “Imai Testimony” and the “Imai Report”). Professor Imai ran a set of computer simulations and purports to demonstrate that the partisan bias exhibited in the Preliminary House Plan was explained by the fact that the Preliminary House Plan contains 25 majority-minority districts, including several so-called “coalition” districts (i.e., districts drawn so that a combination of racial groups together makes up 50% or more of the citizen voting- age population), even though the Third Circuit has never held that claims under the Voting Rights Act may be brought by a “coalition” of multiple racial groups, and the Sixth Circuit has rejected that claim outright. Nixon v. Kent Cty., 76 F.3d 1381 (6th Cir. 1996) (en banc).</w:t>
+      </w:r>
+    </w:p>
+    <w:p>
+      <w:pPr>
+        <w:pStyle w:val="XdList1"/>
+      </w:pPr>
+      <w:r>
+        <w:t xml:space="preserve">79.</w:t>
+      </w:r>
+      <w:r>
+        <w:tab/>
+      </w:r>
+      <w:r>
+        <w:t xml:space="preserve">But as Professor Barber demonstrated in his testimony (Barber Presentation Deck, Jan. 14, 2022, at p. 21), and in his updated report (at 8</w:t>
       </w:r>
       <w:r>
         <w:noBreakHyphen/>
       </w:r>
       <w:r>
-        <w:t xml:space="preserve">04%20LRC.​mp4 74. In particular, certain members of the Commission have been outspoken regarding the creation of “coalition” districts that are nowhere required by the Voting Rights Act. As Chair Nordenberg testified at the February 4, 2022 hearing: “In addition to preserving and expanding districts in which a racial minority group makes up the majority of the population, the preliminary plan takes the important step of including coalition districts.” 11 75. In this case, the only evidence proffered to justify the Commission’s explicit and predominant use of race in the construction of the 2021 Final Plan for the House was an expert report by Matthew Barreto, Ph.D. But as a matter of law, Professor Barreto’s report fails to show the existence of legally significant racially polarized voting, in part because he has not studied a sufficient number of elections (including primary elections) to generate a reliable pattern of voting behavior by any of his groups; because he has improperly lumped together Black, Hispanic, and other minority voters into an aggregate all-minority metric for his analysis, which means he cannot demonstrate each racial group votes cohesively as a group, and with the other minority groups in the coalition; and because he has not shown evidence that all three Gingles preconditions are satisfied anywhere in the Commonwealth. Thornburg v. Gingles, 478 U.S. 30, 50</w:t>
+        <w:t xml:space="preserve">9 &amp; Figs. 1</w:t>
       </w:r>
       <w:r>
         <w:noBreakHyphen/>
       </w:r>
       <w:r>
-        <w:t xml:space="preserve">51 (1986). Most notably of all, Professor Barreto admitted, under questioning by Leader Benninghoff on January 14, 2022,</w:t>
+        <w:t xml:space="preserve">2) more than 50% of his race-blind computer simulated plans contained at least 24 majority-minority districts (the 2021 Final Plan has 25), and more than 50% of his race-blind computer simulated plans generated 17 or more districts with at least 35%, but less than 50%, minority voting-age population (the 2021 Final Plan has 19). Professor Barber showed that drawing districts on the basis of race was not necessary to achieve a wealth of majority-minority districts or districts with 35% minority voting-age population. Thus, the number of Democratic-leaning seats generated by the 2021 Final Plan was not the result of attempting to generate districts that gave minorities more opportunities to elect candidates of their choice.</w:t>
+      </w:r>
+    </w:p>
+    <w:p>
+      <w:pPr>
+        <w:pStyle w:val="XdList1"/>
+      </w:pPr>
+      <w:r>
+        <w:t xml:space="preserve">80.</w:t>
+      </w:r>
+      <w:r>
+        <w:tab/>
+      </w:r>
+      <w:r>
+        <w:t xml:space="preserve">In addition, the amendment offered by Leader Benninghoff contained eight majority Black districts (one more than the 2021 Final Plan), five majority Latino districts (one more than the 2021 Final Plan), and 26 overall majority- minority districts (one more than the 2021 Final Plan) without subordinating traditional redistricting criteria. Updated Barber Rep. at 8, 61</w:t>
+      </w:r>
+      <w:r>
+        <w:noBreakHyphen/>
+      </w:r>
+      <w:r>
+        <w:t xml:space="preserve">62. It also creates 17 minority opportunity districts, including four districts with a Hispanic voting age population between 35% and 50% - two more than the 2021 Final Plan. See id. at 8, 61</w:t>
+      </w:r>
+      <w:r>
+        <w:noBreakHyphen/>
+      </w:r>
+      <w:r>
+        <w:t xml:space="preserve">63. And it did so without explicit consideration of race.</w:t>
+      </w:r>
+    </w:p>
+    <w:p>
+      <w:pPr>
+        <w:pStyle w:val="XdList1"/>
+      </w:pPr>
+      <w:r>
+        <w:t xml:space="preserve">81.</w:t>
+      </w:r>
+      <w:r>
+        <w:tab/>
+      </w:r>
+      <w:r>
+        <w:t xml:space="preserve">Moreover, as other evidence has shown, the 2021 Final Plan’s splitting of various cities and urban areas in numerous House districts acts to “crack” and dilute minority communities for the purpose of Democratic partisan gain.</w:t>
+      </w:r>
+    </w:p>
+    <w:p>
+      <w:pPr>
+        <w:pStyle w:val="XdList1"/>
+      </w:pPr>
+      <w:r>
+        <w:t xml:space="preserve">82.</w:t>
+      </w:r>
+      <w:r>
+        <w:tab/>
+      </w:r>
+      <w:r>
+        <w:t xml:space="preserve">In Allentown, the 2021 Final Plan divides the city three different ways and cracks the Hispanic vote into three different House districts. Updated Barber Rep. at 26, Fig. 10. District 22 is a majority-Hispanic district, but has a lower Hispanic voting age population (53.3%) than the current district at 54.5%. Id. Thus, despite the growth of the Hispanic population in Allentown and the surrounding area, HD</w:t>
+      </w:r>
+      <w:r>
+        <w:noBreakHyphen/>
+      </w:r>
+      <w:r>
+        <w:t xml:space="preserve">22 in the 2021 Final Plan has a lower HVAP than the current plan. The Benninghoff amendment eliminates the extra, unnecessary split of Allentown. Id. at 61.</w:t>
+      </w:r>
+    </w:p>
+    <w:p>
+      <w:pPr>
+        <w:pStyle w:val="XdList1"/>
+      </w:pPr>
+      <w:r>
+        <w:t xml:space="preserve">83.</w:t>
+      </w:r>
+      <w:r>
+        <w:tab/>
+      </w:r>
+      <w:r>
+        <w:t xml:space="preserve">The Commission received written testimony from LatinoJustice raising concerns with the Latino Community’s ability to elect candidates of their choice given the way its members are cracked in Allentown under the 2021 Preliminary Plan. 13</w:t>
+      </w:r>
+    </w:p>
+    <w:p>
+      <w:pPr>
+        <w:pStyle w:val="XdList1"/>
+      </w:pPr>
+      <w:r>
+        <w:t xml:space="preserve">84.</w:t>
+      </w:r>
+      <w:r>
+        <w:tab/>
+      </w:r>
+      <w:r>
+        <w:t xml:space="preserve">The Commission received further testimony from the Hispanic community that while on paper the 2021 Preliminary Plan creates districts that may look good for the Hispanic community, it does not create districts that enhance the opportunity of Hispanics to elect the candidates of their choice. 14 Nothing in the 2021 Final Plan addresses these concerns raised with the 2021 Preliminary Plan.</w:t>
+      </w:r>
+    </w:p>
+    <w:p>
+      <w:pPr>
+        <w:pStyle w:val="XdList1"/>
+      </w:pPr>
+      <w:r>
+        <w:t xml:space="preserve">85.</w:t>
+      </w:r>
+      <w:r>
+        <w:tab/>
+      </w:r>
+      <w:r>
+        <w:t xml:space="preserve">As one example, in the 2020 primary election, Representative Schweyer defeated Enid Santiago – a Hispanic candidate – by just 55 votes in the primary for HD</w:t>
+      </w:r>
+      <w:r>
+        <w:noBreakHyphen/>
+      </w:r>
+      <w:r>
+        <w:t xml:space="preserve">22. Yet, the 2021 Final Plan reduces the percentage of HVAP in HD</w:t>
+      </w:r>
+      <w:r>
+        <w:noBreakHyphen/>
+      </w:r>
+      <w:r>
+        <w:t xml:space="preserve">22 and the remaining two districts which include a part of Allentown and have</w:t>
       </w:r>
     </w:p>
     <w:p>
@@ -2772,35 +2952,13 @@
         <w:pStyle w:val="BodyText"/>
       </w:pPr>
       <w:r>
-        <w:t xml:space="preserve">Id. at 42:20. that his analysis did not identify legally significant racially polarized voting in the Commonwealth—meaning, that there was no evidence that white-bloc oppositional voting prevented minority voters from usually being able to elect the representatives of their choice.12</w:t>
-      </w:r>
-    </w:p>
-    <w:p>
-      <w:pPr>
-        <w:pStyle w:val="XdList1"/>
-      </w:pPr>
-      <w:r>
-        <w:t xml:space="preserve">76.</w:t>
-      </w:r>
-      <w:r>
-        <w:tab/>
-      </w:r>
-      <w:r>
-        <w:t xml:space="preserve">Further, Professor Barreto’s report has been criticized by a leading political methodologist and Voting Rights Act expert, Professor Jonathan Katz, who issued a report dated Jan. 14, 2022 (the “Katz Report,” provided to the Commission at the January 14, 2022 hearing), concluding that due to several methodological flaws, more fully set forth in his report, “Dr. Barreto’s analysis of racially polarized voting is statistically flawed and no scientifically valid inferences may be drawn from it.” Katz Rep. at 1. Dr. Katz updated his report after analyzing the 2021 Final Plan and concluded that nothing about the 2021 Final Plan changed his original analysis. See Updated Katz Report, dated Feb. 4, 2022, attached as Appendix J.</w:t>
-      </w:r>
-    </w:p>
-    <w:p>
-      <w:pPr>
-        <w:pStyle w:val="XdList1"/>
-      </w:pPr>
-      <w:r>
-        <w:t xml:space="preserve">77.</w:t>
-      </w:r>
-      <w:r>
-        <w:tab/>
-      </w:r>
-      <w:r>
-        <w:t xml:space="preserve">The analysis performed by Professor Barreto does not constitute a strong basis in evidence for the creation of majority-minority districts anywhere in the Commonwealth, let alone “coalition” districts. And the Commission has no other evidence to support its predominant use of race in drawing House districts in the 2021 Final Plan.</w:t>
+        <w:t xml:space="preserve">See Written Testimony from LatinoJustice at 2</w:t>
+      </w:r>
+      <w:r>
+        <w:noBreakHyphen/>
+      </w:r>
+      <w:r>
+        <w:t xml:space="preserve">3, attached as Appendix K.</w:t>
       </w:r>
     </w:p>
     <w:p>
@@ -2808,195 +2966,7 @@
         <w:pStyle w:val="BodyText"/>
       </w:pPr>
       <w:r>
-        <w:t xml:space="preserve">See Jan. 14, 2022 LRC Hearing at 1:53, available at: http://​aws.​redistricting.​state.​pa.​us/​Redistricting/​Resources/​Video/​11422-​LRC</w:t>
-      </w:r>
-      <w:r>
-        <w:noBreakHyphen/>
-      </w:r>
-      <w:r>
-        <w:t xml:space="preserve">2.​mp4 (last visited Feb. 9, 2022).</w:t>
-      </w:r>
-    </w:p>
-    <w:p>
-      <w:pPr>
-        <w:pStyle w:val="XdList1"/>
-      </w:pPr>
-      <w:r>
-        <w:t xml:space="preserve">78.</w:t>
-      </w:r>
-      <w:r>
-        <w:tab/>
-      </w:r>
-      <w:r>
-        <w:t xml:space="preserve">The Commission has also attempted to justify the extreme partisan bias exhibited by the 2021 Final Plan for the House due to racial considerations, a position it supported with written testimony dated Jan. 14, 2022 and an expert report dated Jan. 7, 2022 from Kosuke Imai, Ph.D. (the “Imai Testimony” and the “Imai Report”). Professor Imai ran a set of computer simulations and purports to demonstrate that the partisan bias exhibited in the Preliminary House Plan was explained by the fact that the Preliminary House Plan contains 25 majority-minority districts, including several so-called “coalition” districts (i.e., districts drawn so that a combination of racial groups together makes up 50% or more of the citizen voting- age population), even though the Third Circuit has never held that claims under the Voting Rights Act may be brought by a “coalition” of multiple racial groups, and the Sixth Circuit has rejected that claim outright. Nixon v. Kent Cty., 76 F.3d 1381 (6th Cir. 1996) (en banc).</w:t>
-      </w:r>
-    </w:p>
-    <w:p>
-      <w:pPr>
-        <w:pStyle w:val="XdList1"/>
-      </w:pPr>
-      <w:r>
-        <w:t xml:space="preserve">79.</w:t>
-      </w:r>
-      <w:r>
-        <w:tab/>
-      </w:r>
-      <w:r>
-        <w:t xml:space="preserve">But as Professor Barber demonstrated in his testimony (Barber Presentation Deck, Jan. 14, 2022, at p. 21), and in his updated report (at 8</w:t>
-      </w:r>
-      <w:r>
-        <w:noBreakHyphen/>
-      </w:r>
-      <w:r>
-        <w:t xml:space="preserve">9 &amp; Figs. 1</w:t>
-      </w:r>
-      <w:r>
-        <w:noBreakHyphen/>
-      </w:r>
-      <w:r>
-        <w:t xml:space="preserve">2) more than 50% of his race-blind computer simulated plans contained at least 24 majority-minority districts (the 2021 Final Plan has 25), and more than 50% of his race-blind computer simulated plans generated 17 or more districts with at least 35%, but less than 50%, minority voting-age population (the 2021 Final Plan has 19). Professor Barber showed that drawing districts on the basis of race was not necessary to achieve a wealth of majority-minority districts or districts with 35% minority voting-age population. Thus, the number of Democratic-leaning seats generated by the 2021 Final Plan was not the result of attempting to generate districts that gave minorities more opportunities to elect candidates of their choice.</w:t>
-      </w:r>
-    </w:p>
-    <w:p>
-      <w:pPr>
-        <w:pStyle w:val="XdList1"/>
-      </w:pPr>
-      <w:r>
-        <w:t xml:space="preserve">80.</w:t>
-      </w:r>
-      <w:r>
-        <w:tab/>
-      </w:r>
-      <w:r>
-        <w:t xml:space="preserve">In addition, the amendment offered by Leader Benninghoff contained eight majority Black districts (one more than the 2021 Final Plan), five majority Latino districts (one more than the 2021 Final Plan), and 26 overall majority- minority districts (one more than the 2021 Final Plan) without subordinating traditional redistricting criteria. Updated Barber Rep. at 8, 61</w:t>
-      </w:r>
-      <w:r>
-        <w:noBreakHyphen/>
-      </w:r>
-      <w:r>
-        <w:t xml:space="preserve">62. It also creates 17 minority opportunity districts, including four districts with a Hispanic voting age population between 35% and 50% - two more than the 2021 Final Plan. See id. at 8, 61</w:t>
-      </w:r>
-      <w:r>
-        <w:noBreakHyphen/>
-      </w:r>
-      <w:r>
-        <w:t xml:space="preserve">63. And it did so without explicit consideration of race.</w:t>
-      </w:r>
-    </w:p>
-    <w:p>
-      <w:pPr>
-        <w:pStyle w:val="XdList1"/>
-      </w:pPr>
-      <w:r>
-        <w:t xml:space="preserve">81.</w:t>
-      </w:r>
-      <w:r>
-        <w:tab/>
-      </w:r>
-      <w:r>
-        <w:t xml:space="preserve">Moreover, as other evidence has shown, the 2021 Final Plan’s splitting of various cities and urban areas in numerous House districts acts to “crack” and dilute minority communities for the purpose of Democratic partisan gain.</w:t>
-      </w:r>
-    </w:p>
-    <w:p>
-      <w:pPr>
-        <w:pStyle w:val="XdList1"/>
-      </w:pPr>
-      <w:r>
-        <w:t xml:space="preserve">82.</w:t>
-      </w:r>
-      <w:r>
-        <w:tab/>
-      </w:r>
-      <w:r>
-        <w:t xml:space="preserve">In Allentown, the 2021 Final Plan divides the city three different ways and cracks the Hispanic vote into three different House districts. Updated Barber Rep. at 26, Fig. 10. District 22 is a majority-Hispanic district, but has a lower Hispanic voting age population (53.3%) than the current district at 54.5%. Id. Thus, despite the growth of the Hispanic population in Allentown and the surrounding area, HD</w:t>
-      </w:r>
-      <w:r>
-        <w:noBreakHyphen/>
-      </w:r>
-      <w:r>
-        <w:t xml:space="preserve">22 in the 2021 Final Plan has a lower HVAP than the current plan. The Benninghoff amendment eliminates the extra, unnecessary split of Allentown. Id. at 61.</w:t>
-      </w:r>
-    </w:p>
-    <w:p>
-      <w:pPr>
-        <w:pStyle w:val="XdList1"/>
-      </w:pPr>
-      <w:r>
-        <w:t xml:space="preserve">83.</w:t>
-      </w:r>
-      <w:r>
-        <w:tab/>
-      </w:r>
-      <w:r>
-        <w:t xml:space="preserve">The Commission received written testimony from LatinoJustice raising concerns with the Latino Community’s ability to elect candidates of their choice given the way its members are cracked in Allentown under the 2021 Preliminary Plan. 13</w:t>
-      </w:r>
-    </w:p>
-    <w:p>
-      <w:pPr>
-        <w:pStyle w:val="XdList1"/>
-      </w:pPr>
-      <w:r>
-        <w:t xml:space="preserve">84.</w:t>
-      </w:r>
-      <w:r>
-        <w:tab/>
-      </w:r>
-      <w:r>
-        <w:t xml:space="preserve">The Commission received further testimony from the Hispanic community that while on paper the 2021 Preliminary Plan creates districts that may look good for the Hispanic community, it does not create districts that enhance the opportunity of Hispanics to elect the candidates of their choice. 14 Nothing in the 2021 Final Plan addresses these concerns raised with the 2021 Preliminary Plan.</w:t>
-      </w:r>
-    </w:p>
-    <w:p>
-      <w:pPr>
-        <w:pStyle w:val="XdList1"/>
-      </w:pPr>
-      <w:r>
-        <w:t xml:space="preserve">85.</w:t>
-      </w:r>
-      <w:r>
-        <w:tab/>
-      </w:r>
-      <w:r>
-        <w:t xml:space="preserve">As one example, in the 2020 primary election, Representative Schweyer defeated Enid Santiago – a Hispanic candidate – by just 55 votes in the primary for HD</w:t>
-      </w:r>
-      <w:r>
-        <w:noBreakHyphen/>
-      </w:r>
-      <w:r>
-        <w:t xml:space="preserve">22. Yet, the 2021 Final Plan reduces the percentage of HVAP in HD</w:t>
-      </w:r>
-      <w:r>
-        <w:noBreakHyphen/>
-      </w:r>
-      <w:r>
-        <w:t xml:space="preserve">22 and the remaining two districts which include a part of Allentown and have</w:t>
-      </w:r>
-    </w:p>
-    <w:p>
-      <w:pPr>
-        <w:pStyle w:val="BodyText"/>
-      </w:pPr>
-      <w:r>
-        <w:t xml:space="preserve">See Written Testimony from LatinoJustice at 2</w:t>
-      </w:r>
-      <w:r>
-        <w:noBreakHyphen/>
-      </w:r>
-      <w:r>
-        <w:t xml:space="preserve">3, attached as Appendix K.</w:t>
-      </w:r>
-    </w:p>
-    <w:p>
-      <w:pPr>
-        <w:pStyle w:val="BodyText"/>
-      </w:pPr>
-      <w:r>
-        <w:t xml:space="preserve">Testimony of Victor Martinez, Jan. 6, 2022 LRC Hearing at 2:09, available at http://​aws.​redistricting.​state.​pa.​us/​Redistricting/​Resources/​Video/​1</w:t>
-      </w:r>
-      <w:r>
-        <w:noBreakHyphen/>
-      </w:r>
-      <w:r>
-        <w:t xml:space="preserve">6- 22%20LRC%20Session%201.mp4. an HVAP of just 38.4% and 15.1%, respectively. Updated Barber Rep. at 26, Fig. 10.</w:t>
+        <w:t xml:space="preserve">Testimony of Victor Martinez, Jan. 6, 2022 LRC Hearing at 2:09, available at http://​aws.​redistricting.​state.​pa.​us/​Redistricting/​Resources/​Video/​1-⁠6- 22%20LRC%20Session%201.mp4. an HVAP of just 38.4% and 15.1%, respectively. Updated Barber Rep. at 26, Fig. 10.</w:t>
       </w:r>
     </w:p>
     <w:p>
@@ -5317,6 +5287,33 @@
     <w:pPr>
       <w:spacing w:before="0" w:after="0" w:line="322" w:lineRule="exact"/>
       <w:ind w:left="2160" w:hanging="720"/>
+    </w:pPr>
+  </w:style>
+  <w:style w:type="paragraph" w:customStyle="1" w:styleId="XdQuoteList1">
+    <w:name w:val="Xd Quote List 1"/>
+    <w:basedOn w:val="Normal"/>
+    <w:qFormat/>
+    <w:pPr>
+      <w:spacing w:before="0" w:after="0" w:line="322" w:lineRule="exact"/>
+      <w:ind w:left="1440" w:right="720" w:hanging="720"/>
+    </w:pPr>
+  </w:style>
+  <w:style w:type="paragraph" w:customStyle="1" w:styleId="XdQuoteList2">
+    <w:name w:val="Xd Quote List 2"/>
+    <w:basedOn w:val="Normal"/>
+    <w:qFormat/>
+    <w:pPr>
+      <w:spacing w:before="0" w:after="0" w:line="322" w:lineRule="exact"/>
+      <w:ind w:left="2160" w:right="720" w:hanging="720"/>
+    </w:pPr>
+  </w:style>
+  <w:style w:type="paragraph" w:customStyle="1" w:styleId="XdQuoteList3">
+    <w:name w:val="Xd Quote List 3"/>
+    <w:basedOn w:val="Normal"/>
+    <w:qFormat/>
+    <w:pPr>
+      <w:spacing w:before="0" w:after="0" w:line="322" w:lineRule="exact"/>
+      <w:ind w:left="2880" w:right="720" w:hanging="720"/>
     </w:pPr>
   </w:style>
   <w:style w:type="paragraph" w:customStyle="1" w:styleId="XdList1">
